--- a/templates-hocba/Mau-HocBa-Lop1.docx
+++ b/templates-hocba/Mau-HocBa-Lop1.docx
@@ -657,7 +657,7 @@
           <w:sz w:val="29"/>
           <w:lang w:val="en-US"/>
         </w:rPr>
-        <w:t>Quảng Châu</w:t>
+        <w:t>Đô Lương</w:t>
       </w:r>
     </w:p>
     <w:p>
@@ -7471,7 +7471,7 @@
           <w:sz w:val="26"/>
           <w:lang w:val="en-US"/>
         </w:rPr>
-        <w:t>Quảng Châu</w:t>
+        <w:t>Đô Lương</w:t>
       </w:r>
       <w:r>
         <w:rPr>

--- a/templates-hocba/Mau-HocBa-Lop1.docx
+++ b/templates-hocba/Mau-HocBa-Lop1.docx
@@ -1,10 +1,10 @@
 
 <file path=word/document.xml><?xml version="1.0" encoding="utf-8"?>
-<w:document xmlns:wpc="http://schemas.microsoft.com/office/word/2010/wordprocessingCanvas" xmlns:cx="http://schemas.microsoft.com/office/drawing/2014/chartex" xmlns:cx1="http://schemas.microsoft.com/office/drawing/2015/9/8/chartex" xmlns:cx2="http://schemas.microsoft.com/office/drawing/2015/10/21/chartex" xmlns:cx3="http://schemas.microsoft.com/office/drawing/2016/5/9/chartex" xmlns:cx4="http://schemas.microsoft.com/office/drawing/2016/5/10/chartex" xmlns:cx5="http://schemas.microsoft.com/office/drawing/2016/5/11/chartex" xmlns:cx6="http://schemas.microsoft.com/office/drawing/2016/5/12/chartex" xmlns:cx7="http://schemas.microsoft.com/office/drawing/2016/5/13/chartex" xmlns:cx8="http://schemas.microsoft.com/office/drawing/2016/5/14/chartex" xmlns:mc="http://schemas.openxmlformats.org/markup-compatibility/2006" xmlns:aink="http://schemas.microsoft.com/office/drawing/2016/ink" xmlns:am3d="http://schemas.microsoft.com/office/drawing/2017/model3d" xmlns:o="urn:schemas-microsoft-com:office:office" xmlns:oel="http://schemas.microsoft.com/office/2019/extlst" xmlns:r="http://schemas.openxmlformats.org/officeDocument/2006/relationships" xmlns:m="http://schemas.openxmlformats.org/officeDocument/2006/math" xmlns:v="urn:schemas-microsoft-com:vml" xmlns:wp14="http://schemas.microsoft.com/office/word/2010/wordprocessingDrawing" xmlns:wp="http://schemas.openxmlformats.org/drawingml/2006/wordprocessingDrawing" xmlns:w10="urn:schemas-microsoft-com:office:word" xmlns:w="http://schemas.openxmlformats.org/wordprocessingml/2006/main" xmlns:w14="http://schemas.microsoft.com/office/word/2010/wordml" xmlns:w15="http://schemas.microsoft.com/office/word/2012/wordml" xmlns:w16cex="http://schemas.microsoft.com/office/word/2018/wordml/cex" xmlns:w16cid="http://schemas.microsoft.com/office/word/2016/wordml/cid" xmlns:w16="http://schemas.microsoft.com/office/word/2018/wordml" xmlns:w16du="http://schemas.microsoft.com/office/word/2023/wordml/word16du" xmlns:w16sdtdh="http://schemas.microsoft.com/office/word/2020/wordml/sdtdatahash" xmlns:w16se="http://schemas.microsoft.com/office/word/2015/wordml/symex" xmlns:wpg="http://schemas.microsoft.com/office/word/2010/wordprocessingGroup" xmlns:wpi="http://schemas.microsoft.com/office/word/2010/wordprocessingInk" xmlns:wne="http://schemas.microsoft.com/office/word/2006/wordml" xmlns:wps="http://schemas.microsoft.com/office/word/2010/wordprocessingShape" mc:Ignorable="w14 w15 w16se w16cid w16 w16cex w16sdtdh w16du wp14">
+<w:document xmlns:wpc="http://schemas.microsoft.com/office/word/2010/wordprocessingCanvas" xmlns:cx="http://schemas.microsoft.com/office/drawing/2014/chartex" xmlns:cx1="http://schemas.microsoft.com/office/drawing/2015/9/8/chartex" xmlns:cx2="http://schemas.microsoft.com/office/drawing/2015/10/21/chartex" xmlns:cx3="http://schemas.microsoft.com/office/drawing/2016/5/9/chartex" xmlns:cx4="http://schemas.microsoft.com/office/drawing/2016/5/10/chartex" xmlns:cx5="http://schemas.microsoft.com/office/drawing/2016/5/11/chartex" xmlns:cx6="http://schemas.microsoft.com/office/drawing/2016/5/12/chartex" xmlns:cx7="http://schemas.microsoft.com/office/drawing/2016/5/13/chartex" xmlns:cx8="http://schemas.microsoft.com/office/drawing/2016/5/14/chartex" xmlns:mc="http://schemas.openxmlformats.org/markup-compatibility/2006" xmlns:aink="http://schemas.microsoft.com/office/drawing/2016/ink" xmlns:am3d="http://schemas.microsoft.com/office/drawing/2017/model3d" xmlns:o="urn:schemas-microsoft-com:office:office" xmlns:oel="http://schemas.microsoft.com/office/2019/extlst" xmlns:r="http://schemas.openxmlformats.org/officeDocument/2006/relationships" xmlns:m="http://schemas.openxmlformats.org/officeDocument/2006/math" xmlns:v="urn:schemas-microsoft-com:vml" xmlns:wp14="http://schemas.microsoft.com/office/word/2010/wordprocessingDrawing" xmlns:wp="http://schemas.openxmlformats.org/drawingml/2006/wordprocessingDrawing" xmlns:w10="urn:schemas-microsoft-com:office:word" xmlns:w="http://schemas.openxmlformats.org/wordprocessingml/2006/main" xmlns:w14="http://schemas.microsoft.com/office/word/2010/wordml" xmlns:w15="http://schemas.microsoft.com/office/word/2012/wordml" xmlns:w16cex="http://schemas.microsoft.com/office/word/2018/wordml/cex" xmlns:w16cid="http://schemas.microsoft.com/office/word/2016/wordml/cid" xmlns:w16="http://schemas.microsoft.com/office/word/2018/wordml" xmlns:w16du="http://schemas.microsoft.com/office/word/2023/wordml/word16du" xmlns:w16sdtdh="http://schemas.microsoft.com/office/word/2020/wordml/sdtdatahash" xmlns:w16sdtfl="http://schemas.microsoft.com/office/word/2024/wordml/sdtformatlock" xmlns:w16se="http://schemas.microsoft.com/office/word/2015/wordml/symex" xmlns:wpg="http://schemas.microsoft.com/office/word/2010/wordprocessingGroup" xmlns:wpi="http://schemas.microsoft.com/office/word/2010/wordprocessingInk" xmlns:wne="http://schemas.microsoft.com/office/word/2006/wordml" xmlns:wps="http://schemas.microsoft.com/office/word/2010/wordprocessingShape" mc:Ignorable="w14 w15 w16se w16cid w16 w16cex w16sdtdh w16sdtfl w16du wp14">
   <w:body>
     <w:p>
       <w:pPr>
-        <w:pStyle w:val="ThnVnban"/>
+        <w:pStyle w:val="BodyText"/>
       </w:pPr>
       <w:r>
         <w:rPr>
@@ -208,7 +208,7 @@
     </w:p>
     <w:p>
       <w:pPr>
-        <w:pStyle w:val="ThnVnban"/>
+        <w:pStyle w:val="BodyText"/>
         <w:spacing w:before="10"/>
       </w:pPr>
     </w:p>
@@ -319,7 +319,7 @@
     </w:p>
     <w:p>
       <w:pPr>
-        <w:pStyle w:val="ThnVnban"/>
+        <w:pStyle w:val="BodyText"/>
         <w:rPr>
           <w:b/>
           <w:color w:val="00204F"/>
@@ -391,7 +391,7 @@
     </w:p>
     <w:p>
       <w:pPr>
-        <w:pStyle w:val="ThnVnban"/>
+        <w:pStyle w:val="BodyText"/>
         <w:rPr>
           <w:b/>
           <w:color w:val="00204F"/>
@@ -400,7 +400,7 @@
     </w:p>
     <w:p>
       <w:pPr>
-        <w:pStyle w:val="ThnVnban"/>
+        <w:pStyle w:val="BodyText"/>
         <w:rPr>
           <w:b/>
           <w:color w:val="00204F"/>
@@ -409,7 +409,7 @@
     </w:p>
     <w:p>
       <w:pPr>
-        <w:pStyle w:val="ThnVnban"/>
+        <w:pStyle w:val="BodyText"/>
         <w:rPr>
           <w:b/>
           <w:color w:val="00204F"/>
@@ -418,7 +418,7 @@
     </w:p>
     <w:p>
       <w:pPr>
-        <w:pStyle w:val="ThnVnban"/>
+        <w:pStyle w:val="BodyText"/>
         <w:rPr>
           <w:b/>
           <w:color w:val="00204F"/>
@@ -427,7 +427,7 @@
     </w:p>
     <w:p>
       <w:pPr>
-        <w:pStyle w:val="ThnVnban"/>
+        <w:pStyle w:val="BodyText"/>
         <w:rPr>
           <w:b/>
           <w:color w:val="00204F"/>
@@ -436,7 +436,7 @@
     </w:p>
     <w:p>
       <w:pPr>
-        <w:pStyle w:val="ThnVnban"/>
+        <w:pStyle w:val="BodyText"/>
         <w:rPr>
           <w:b/>
           <w:color w:val="00204F"/>
@@ -445,7 +445,7 @@
     </w:p>
     <w:p>
       <w:pPr>
-        <w:pStyle w:val="ThnVnban"/>
+        <w:pStyle w:val="BodyText"/>
         <w:rPr>
           <w:b/>
           <w:color w:val="00204F"/>
@@ -454,7 +454,7 @@
     </w:p>
     <w:p>
       <w:pPr>
-        <w:pStyle w:val="ThnVnban"/>
+        <w:pStyle w:val="BodyText"/>
         <w:rPr>
           <w:b/>
           <w:color w:val="00204F"/>
@@ -463,7 +463,7 @@
     </w:p>
     <w:p>
       <w:pPr>
-        <w:pStyle w:val="ThnVnban"/>
+        <w:pStyle w:val="BodyText"/>
         <w:rPr>
           <w:b/>
           <w:color w:val="00204F"/>
@@ -472,7 +472,7 @@
     </w:p>
     <w:p>
       <w:pPr>
-        <w:pStyle w:val="ThnVnban"/>
+        <w:pStyle w:val="BodyText"/>
         <w:rPr>
           <w:b/>
           <w:color w:val="00204F"/>
@@ -481,7 +481,7 @@
     </w:p>
     <w:p>
       <w:pPr>
-        <w:pStyle w:val="ThnVnban"/>
+        <w:pStyle w:val="BodyText"/>
         <w:rPr>
           <w:b/>
           <w:color w:val="00204F"/>
@@ -490,7 +490,7 @@
     </w:p>
     <w:p>
       <w:pPr>
-        <w:pStyle w:val="ThnVnban"/>
+        <w:pStyle w:val="BodyText"/>
         <w:rPr>
           <w:b/>
           <w:color w:val="00204F"/>
@@ -499,7 +499,7 @@
     </w:p>
     <w:p>
       <w:pPr>
-        <w:pStyle w:val="ThnVnban"/>
+        <w:pStyle w:val="BodyText"/>
         <w:rPr>
           <w:b/>
           <w:color w:val="00204F"/>
@@ -508,7 +508,7 @@
     </w:p>
     <w:p>
       <w:pPr>
-        <w:pStyle w:val="ThnVnban"/>
+        <w:pStyle w:val="BodyText"/>
         <w:spacing w:before="24"/>
         <w:rPr>
           <w:b/>
@@ -518,7 +518,7 @@
     </w:p>
     <w:p>
       <w:pPr>
-        <w:pStyle w:val="Tiu"/>
+        <w:pStyle w:val="Title"/>
         <w:rPr>
           <w:color w:val="00204F"/>
         </w:rPr>
@@ -584,7 +584,7 @@
     </w:p>
     <w:p>
       <w:pPr>
-        <w:pStyle w:val="ThnVnban"/>
+        <w:pStyle w:val="BodyText"/>
         <w:rPr>
           <w:b/>
           <w:color w:val="00204F"/>
@@ -594,7 +594,7 @@
     </w:p>
     <w:p>
       <w:pPr>
-        <w:pStyle w:val="ThnVnban"/>
+        <w:pStyle w:val="BodyText"/>
         <w:rPr>
           <w:b/>
           <w:color w:val="00204F"/>
@@ -604,7 +604,7 @@
     </w:p>
     <w:p>
       <w:pPr>
-        <w:pStyle w:val="ThnVnban"/>
+        <w:pStyle w:val="BodyText"/>
         <w:spacing w:before="288"/>
         <w:rPr>
           <w:b/>
@@ -733,7 +733,7 @@
     </w:p>
     <w:p>
       <w:pPr>
-        <w:pStyle w:val="ThnVnban"/>
+        <w:pStyle w:val="BodyText"/>
         <w:tabs>
           <w:tab w:val="left" w:pos="4662"/>
           <w:tab w:val="left" w:pos="6920"/>
@@ -775,7 +775,7 @@
     </w:p>
     <w:p>
       <w:pPr>
-        <w:pStyle w:val="ThnVnban"/>
+        <w:pStyle w:val="BodyText"/>
         <w:spacing w:before="1"/>
         <w:ind w:left="177"/>
       </w:pPr>
@@ -803,7 +803,7 @@
     </w:p>
     <w:p>
       <w:pPr>
-        <w:pStyle w:val="ThnVnban"/>
+        <w:pStyle w:val="BodyText"/>
         <w:spacing w:before="161" w:line="369" w:lineRule="auto"/>
         <w:ind w:left="177" w:right="2381"/>
       </w:pPr>
@@ -835,7 +835,7 @@
     </w:p>
     <w:p>
       <w:pPr>
-        <w:pStyle w:val="ThnVnban"/>
+        <w:pStyle w:val="BodyText"/>
         <w:spacing w:before="1" w:line="369" w:lineRule="auto"/>
         <w:ind w:left="177" w:right="6307"/>
       </w:pPr>
@@ -895,7 +895,7 @@
     </w:p>
     <w:p>
       <w:pPr>
-        <w:pStyle w:val="u1"/>
+        <w:pStyle w:val="Heading1"/>
         <w:spacing w:before="91"/>
         <w:ind w:left="2997"/>
       </w:pPr>
@@ -936,70 +936,6 @@
         </w:rPr>
       </w:pPr>
       <w:r>
-        <w:drawing>
-          <wp:anchor distT="0" distB="0" distL="114300" distR="114300" simplePos="0" relativeHeight="487343616" behindDoc="0" locked="0" layoutInCell="1" allowOverlap="1" wp14:anchorId="26559732" wp14:editId="23A2F6D1">
-            <wp:simplePos x="0" y="0"/>
-            <wp:positionH relativeFrom="column">
-              <wp:posOffset>3552825</wp:posOffset>
-            </wp:positionH>
-            <wp:positionV relativeFrom="paragraph">
-              <wp:posOffset>175895</wp:posOffset>
-            </wp:positionV>
-            <wp:extent cx="2515626" cy="1256306"/>
-            <wp:effectExtent l="0" t="0" r="0" b="1270"/>
-            <wp:wrapNone/>
-            <wp:docPr id="497265722" name="Hình ảnh 2" descr="Ảnh có chứa văn bản, vòng tròn, Đồ họa, Phông chữ&#10;&#10;Mô tả được tạo tự động"/>
-            <wp:cNvGraphicFramePr>
-              <a:graphicFrameLocks xmlns:a="http://schemas.openxmlformats.org/drawingml/2006/main" noChangeAspect="1"/>
-            </wp:cNvGraphicFramePr>
-            <a:graphic xmlns:a="http://schemas.openxmlformats.org/drawingml/2006/main">
-              <a:graphicData uri="http://schemas.openxmlformats.org/drawingml/2006/picture">
-                <pic:pic xmlns:pic="http://schemas.openxmlformats.org/drawingml/2006/picture">
-                  <pic:nvPicPr>
-                    <pic:cNvPr id="497265722" name="Hình ảnh 2" descr="Ảnh có chứa văn bản, vòng tròn, Đồ họa, Phông chữ&#10;&#10;Mô tả được tạo tự động"/>
-                    <pic:cNvPicPr>
-                      <a:picLocks noChangeAspect="1" noChangeArrowheads="1"/>
-                    </pic:cNvPicPr>
-                  </pic:nvPicPr>
-                  <pic:blipFill>
-                    <a:blip r:embed="rId5" cstate="print">
-                      <a:extLst>
-                        <a:ext uri="{28A0092B-C50C-407E-A947-70E740481C1C}">
-                          <a14:useLocalDpi xmlns:a14="http://schemas.microsoft.com/office/drawing/2010/main" val="0"/>
-                        </a:ext>
-                      </a:extLst>
-                    </a:blip>
-                    <a:srcRect/>
-                    <a:stretch>
-                      <a:fillRect/>
-                    </a:stretch>
-                  </pic:blipFill>
-                  <pic:spPr bwMode="auto">
-                    <a:xfrm>
-                      <a:off x="0" y="0"/>
-                      <a:ext cx="2515626" cy="1256306"/>
-                    </a:xfrm>
-                    <a:prstGeom prst="rect">
-                      <a:avLst/>
-                    </a:prstGeom>
-                    <a:noFill/>
-                    <a:ln>
-                      <a:noFill/>
-                    </a:ln>
-                  </pic:spPr>
-                </pic:pic>
-              </a:graphicData>
-            </a:graphic>
-            <wp14:sizeRelH relativeFrom="margin">
-              <wp14:pctWidth>0</wp14:pctWidth>
-            </wp14:sizeRelH>
-            <wp14:sizeRelV relativeFrom="margin">
-              <wp14:pctHeight>0</wp14:pctHeight>
-            </wp14:sizeRelV>
-          </wp:anchor>
-        </w:drawing>
-      </w:r>
-      <w:r>
         <w:rPr>
           <w:i/>
           <w:sz w:val="26"/>
@@ -1108,7 +1044,7 @@
     </w:p>
     <w:p>
       <w:pPr>
-        <w:pStyle w:val="ThnVnban"/>
+        <w:pStyle w:val="BodyText"/>
         <w:rPr>
           <w:i/>
         </w:rPr>
@@ -1116,7 +1052,7 @@
     </w:p>
     <w:p>
       <w:pPr>
-        <w:pStyle w:val="ThnVnban"/>
+        <w:pStyle w:val="BodyText"/>
         <w:rPr>
           <w:i/>
         </w:rPr>
@@ -1124,7 +1060,7 @@
     </w:p>
     <w:p>
       <w:pPr>
-        <w:pStyle w:val="ThnVnban"/>
+        <w:pStyle w:val="BodyText"/>
         <w:rPr>
           <w:i/>
         </w:rPr>
@@ -1132,7 +1068,7 @@
     </w:p>
     <w:p>
       <w:pPr>
-        <w:pStyle w:val="ThnVnban"/>
+        <w:pStyle w:val="BodyText"/>
         <w:rPr>
           <w:i/>
           <w:lang w:val="en-US"/>
@@ -1141,7 +1077,7 @@
     </w:p>
     <w:p>
       <w:pPr>
-        <w:pStyle w:val="ThnVnban"/>
+        <w:pStyle w:val="BodyText"/>
         <w:rPr>
           <w:i/>
           <w:lang w:val="en-US"/>
@@ -1150,7 +1086,7 @@
     </w:p>
     <w:p>
       <w:pPr>
-        <w:pStyle w:val="ThnVnban"/>
+        <w:pStyle w:val="BodyText"/>
         <w:rPr>
           <w:i/>
         </w:rPr>
@@ -1183,7 +1119,7 @@
     </w:p>
     <w:p>
       <w:pPr>
-        <w:pStyle w:val="ThnVnban"/>
+        <w:pStyle w:val="BodyText"/>
         <w:spacing w:before="6"/>
         <w:rPr>
           <w:b/>
@@ -1192,7 +1128,7 @@
     </w:p>
     <w:p>
       <w:pPr>
-        <w:pStyle w:val="u1"/>
+        <w:pStyle w:val="Heading1"/>
       </w:pPr>
       <w:r>
         <w:rPr>
@@ -1239,7 +1175,7 @@
     </w:p>
     <w:p>
       <w:pPr>
-        <w:pStyle w:val="ThnVnban"/>
+        <w:pStyle w:val="BodyText"/>
         <w:spacing w:before="7" w:after="1"/>
         <w:rPr>
           <w:b/>
@@ -1249,7 +1185,7 @@
     </w:p>
     <w:tbl>
       <w:tblPr>
-        <w:tblStyle w:val="TableNormal"/>
+        <w:tblStyle w:val="TableNormal1"/>
         <w:tblW w:w="0" w:type="auto"/>
         <w:tblInd w:w="120" w:type="dxa"/>
         <w:tblBorders>
@@ -2364,7 +2300,7 @@
     </w:p>
     <w:p>
       <w:pPr>
-        <w:pStyle w:val="ThnVnban"/>
+        <w:pStyle w:val="BodyText"/>
         <w:tabs>
           <w:tab w:val="left" w:pos="6597"/>
         </w:tabs>
@@ -2447,7 +2383,7 @@
     </w:p>
     <w:p>
       <w:pPr>
-        <w:pStyle w:val="ThnVnban"/>
+        <w:pStyle w:val="BodyText"/>
         <w:tabs>
           <w:tab w:val="left" w:pos="6597"/>
         </w:tabs>
@@ -2554,7 +2490,7 @@
     </w:p>
     <w:p>
       <w:pPr>
-        <w:pStyle w:val="oancuaDanhsach"/>
+        <w:pStyle w:val="ListParagraph"/>
         <w:numPr>
           <w:ilvl w:val="0"/>
           <w:numId w:val="1"/>
@@ -2670,7 +2606,7 @@
     </w:p>
     <w:p>
       <w:pPr>
-        <w:pStyle w:val="ThnVnban"/>
+        <w:pStyle w:val="BodyText"/>
         <w:spacing w:before="9" w:after="1"/>
         <w:rPr>
           <w:b/>
@@ -2680,7 +2616,7 @@
     </w:p>
     <w:tbl>
       <w:tblPr>
-        <w:tblStyle w:val="TableNormal"/>
+        <w:tblStyle w:val="TableNormal1"/>
         <w:tblW w:w="0" w:type="auto"/>
         <w:tblInd w:w="350" w:type="dxa"/>
         <w:tblBorders>
@@ -4611,7 +4547,7 @@
     </w:p>
     <w:p>
       <w:pPr>
-        <w:pStyle w:val="oancuaDanhsach"/>
+        <w:pStyle w:val="ListParagraph"/>
         <w:numPr>
           <w:ilvl w:val="0"/>
           <w:numId w:val="1"/>
@@ -4697,7 +4633,7 @@
     </w:p>
     <w:p>
       <w:pPr>
-        <w:pStyle w:val="ThnVnban"/>
+        <w:pStyle w:val="BodyText"/>
         <w:spacing w:before="9"/>
         <w:rPr>
           <w:b/>
@@ -4707,7 +4643,7 @@
     </w:p>
     <w:tbl>
       <w:tblPr>
-        <w:tblStyle w:val="TableNormal"/>
+        <w:tblStyle w:val="TableNormal1"/>
         <w:tblW w:w="0" w:type="auto"/>
         <w:tblInd w:w="350" w:type="dxa"/>
         <w:tblBorders>
@@ -5358,7 +5294,7 @@
     </w:tbl>
     <w:p>
       <w:pPr>
-        <w:pStyle w:val="oancuaDanhsach"/>
+        <w:pStyle w:val="ListParagraph"/>
         <w:numPr>
           <w:ilvl w:val="0"/>
           <w:numId w:val="1"/>
@@ -5444,7 +5380,7 @@
     </w:p>
     <w:p>
       <w:pPr>
-        <w:pStyle w:val="oancuaDanhsach"/>
+        <w:pStyle w:val="ListParagraph"/>
         <w:numPr>
           <w:ilvl w:val="1"/>
           <w:numId w:val="1"/>
@@ -5523,7 +5459,7 @@
     </w:p>
     <w:p>
       <w:pPr>
-        <w:pStyle w:val="ThnVnban"/>
+        <w:pStyle w:val="BodyText"/>
         <w:spacing w:before="2"/>
         <w:rPr>
           <w:b/>
@@ -5534,7 +5470,7 @@
     </w:p>
     <w:tbl>
       <w:tblPr>
-        <w:tblStyle w:val="TableNormal"/>
+        <w:tblStyle w:val="TableNormal1"/>
         <w:tblW w:w="0" w:type="auto"/>
         <w:tblInd w:w="350" w:type="dxa"/>
         <w:tblBorders>
@@ -6040,7 +5976,7 @@
     </w:tbl>
     <w:p>
       <w:pPr>
-        <w:pStyle w:val="oancuaDanhsach"/>
+        <w:pStyle w:val="ListParagraph"/>
         <w:numPr>
           <w:ilvl w:val="1"/>
           <w:numId w:val="1"/>
@@ -6136,7 +6072,7 @@
     </w:p>
     <w:p>
       <w:pPr>
-        <w:pStyle w:val="ThnVnban"/>
+        <w:pStyle w:val="BodyText"/>
         <w:spacing w:before="2" w:after="1"/>
         <w:rPr>
           <w:b/>
@@ -6147,7 +6083,7 @@
     </w:p>
     <w:tbl>
       <w:tblPr>
-        <w:tblStyle w:val="TableNormal"/>
+        <w:tblStyle w:val="TableNormal1"/>
         <w:tblW w:w="0" w:type="auto"/>
         <w:tblInd w:w="350" w:type="dxa"/>
         <w:tblBorders>
@@ -6825,7 +6761,7 @@
     </w:p>
     <w:p>
       <w:pPr>
-        <w:pStyle w:val="oancuaDanhsach"/>
+        <w:pStyle w:val="ListParagraph"/>
         <w:numPr>
           <w:ilvl w:val="0"/>
           <w:numId w:val="1"/>
@@ -6931,13 +6867,13 @@
     </w:p>
     <w:p>
       <w:pPr>
-        <w:pStyle w:val="ThnVnban"/>
+        <w:pStyle w:val="BodyText"/>
         <w:spacing w:before="16"/>
       </w:pPr>
     </w:p>
     <w:p>
       <w:pPr>
-        <w:pStyle w:val="oancuaDanhsach"/>
+        <w:pStyle w:val="ListParagraph"/>
         <w:numPr>
           <w:ilvl w:val="0"/>
           <w:numId w:val="1"/>
@@ -6982,13 +6918,13 @@
     </w:p>
     <w:p>
       <w:pPr>
-        <w:pStyle w:val="ThnVnban"/>
+        <w:pStyle w:val="BodyText"/>
         <w:spacing w:before="16"/>
       </w:pPr>
     </w:p>
     <w:p>
       <w:pPr>
-        <w:pStyle w:val="oancuaDanhsach"/>
+        <w:pStyle w:val="ListParagraph"/>
         <w:numPr>
           <w:ilvl w:val="0"/>
           <w:numId w:val="1"/>
@@ -7133,7 +7069,7 @@
     </w:p>
     <w:p>
       <w:pPr>
-        <w:pStyle w:val="ThnVnban"/>
+        <w:pStyle w:val="BodyText"/>
         <w:spacing w:before="85"/>
         <w:ind w:left="791"/>
       </w:pPr>
@@ -7155,7 +7091,7 @@
     </w:p>
     <w:p>
       <w:pPr>
-        <w:pStyle w:val="ThnVnban"/>
+        <w:pStyle w:val="BodyText"/>
         <w:spacing w:before="72"/>
         <w:rPr>
           <w:sz w:val="20"/>
@@ -7164,7 +7100,7 @@
     </w:p>
     <w:p>
       <w:pPr>
-        <w:pStyle w:val="ThnVnban"/>
+        <w:pStyle w:val="BodyText"/>
         <w:rPr>
           <w:sz w:val="20"/>
         </w:rPr>
@@ -7177,7 +7113,7 @@
     </w:p>
     <w:p>
       <w:pPr>
-        <w:pStyle w:val="ThnVnban"/>
+        <w:pStyle w:val="BodyText"/>
         <w:spacing w:before="252"/>
       </w:pPr>
     </w:p>
@@ -7273,70 +7209,6 @@
           <w:sz w:val="26"/>
         </w:rPr>
       </w:pPr>
-      <w:r>
-        <w:drawing>
-          <wp:anchor distT="0" distB="0" distL="114300" distR="114300" simplePos="0" relativeHeight="487345664" behindDoc="0" locked="0" layoutInCell="1" allowOverlap="1" wp14:anchorId="52F4EA26" wp14:editId="01548C9C">
-            <wp:simplePos x="0" y="0"/>
-            <wp:positionH relativeFrom="column">
-              <wp:posOffset>600075</wp:posOffset>
-            </wp:positionH>
-            <wp:positionV relativeFrom="paragraph">
-              <wp:posOffset>169545</wp:posOffset>
-            </wp:positionV>
-            <wp:extent cx="2515235" cy="1256030"/>
-            <wp:effectExtent l="0" t="0" r="0" b="1270"/>
-            <wp:wrapNone/>
-            <wp:docPr id="210864252" name="Hình ảnh 2" descr="Ảnh có chứa văn bản, vòng tròn, Đồ họa, Phông chữ&#10;&#10;Mô tả được tạo tự động"/>
-            <wp:cNvGraphicFramePr>
-              <a:graphicFrameLocks xmlns:a="http://schemas.openxmlformats.org/drawingml/2006/main" noChangeAspect="1"/>
-            </wp:cNvGraphicFramePr>
-            <a:graphic xmlns:a="http://schemas.openxmlformats.org/drawingml/2006/main">
-              <a:graphicData uri="http://schemas.openxmlformats.org/drawingml/2006/picture">
-                <pic:pic xmlns:pic="http://schemas.openxmlformats.org/drawingml/2006/picture">
-                  <pic:nvPicPr>
-                    <pic:cNvPr id="497265722" name="Hình ảnh 2" descr="Ảnh có chứa văn bản, vòng tròn, Đồ họa, Phông chữ&#10;&#10;Mô tả được tạo tự động"/>
-                    <pic:cNvPicPr>
-                      <a:picLocks noChangeAspect="1" noChangeArrowheads="1"/>
-                    </pic:cNvPicPr>
-                  </pic:nvPicPr>
-                  <pic:blipFill>
-                    <a:blip r:embed="rId5" cstate="print">
-                      <a:extLst>
-                        <a:ext uri="{28A0092B-C50C-407E-A947-70E740481C1C}">
-                          <a14:useLocalDpi xmlns:a14="http://schemas.microsoft.com/office/drawing/2010/main" val="0"/>
-                        </a:ext>
-                      </a:extLst>
-                    </a:blip>
-                    <a:srcRect/>
-                    <a:stretch>
-                      <a:fillRect/>
-                    </a:stretch>
-                  </pic:blipFill>
-                  <pic:spPr bwMode="auto">
-                    <a:xfrm>
-                      <a:off x="0" y="0"/>
-                      <a:ext cx="2515235" cy="1256030"/>
-                    </a:xfrm>
-                    <a:prstGeom prst="rect">
-                      <a:avLst/>
-                    </a:prstGeom>
-                    <a:noFill/>
-                    <a:ln>
-                      <a:noFill/>
-                    </a:ln>
-                  </pic:spPr>
-                </pic:pic>
-              </a:graphicData>
-            </a:graphic>
-            <wp14:sizeRelH relativeFrom="margin">
-              <wp14:pctWidth>0</wp14:pctWidth>
-            </wp14:sizeRelH>
-            <wp14:sizeRelV relativeFrom="margin">
-              <wp14:pctHeight>0</wp14:pctHeight>
-            </wp14:sizeRelV>
-          </wp:anchor>
-        </w:drawing>
-      </w:r>
       <w:r>
         <w:rPr>
           <w:i/>
@@ -7772,7 +7644,7 @@
                     <pic:cNvPicPr/>
                   </pic:nvPicPr>
                   <pic:blipFill>
-                    <a:blip r:embed="rId6"/>
+                    <a:blip r:embed="rId5"/>
                     <a:stretch>
                       <a:fillRect/>
                     </a:stretch>
@@ -7813,7 +7685,7 @@
     </w:p>
     <w:p>
       <w:pPr>
-        <w:pStyle w:val="ThnVnban"/>
+        <w:pStyle w:val="BodyText"/>
         <w:rPr>
           <w:i/>
           <w:lang w:val="en-US"/>
@@ -7822,7 +7694,7 @@
     </w:p>
     <w:p>
       <w:pPr>
-        <w:pStyle w:val="ThnVnban"/>
+        <w:pStyle w:val="BodyText"/>
         <w:rPr>
           <w:i/>
           <w:lang w:val="en-US"/>
@@ -7831,7 +7703,7 @@
     </w:p>
     <w:p>
       <w:pPr>
-        <w:pStyle w:val="ThnVnban"/>
+        <w:pStyle w:val="BodyText"/>
         <w:rPr>
           <w:i/>
           <w:lang w:val="en-US"/>
@@ -7840,7 +7712,7 @@
     </w:p>
     <w:p>
       <w:pPr>
-        <w:pStyle w:val="ThnVnban"/>
+        <w:pStyle w:val="BodyText"/>
         <w:rPr>
           <w:i/>
         </w:rPr>
@@ -7899,7 +7771,7 @@
 </file>
 
 <file path=word/numbering.xml><?xml version="1.0" encoding="utf-8"?>
-<w:numbering xmlns:wpc="http://schemas.microsoft.com/office/word/2010/wordprocessingCanvas" xmlns:cx="http://schemas.microsoft.com/office/drawing/2014/chartex" xmlns:cx1="http://schemas.microsoft.com/office/drawing/2015/9/8/chartex" xmlns:cx2="http://schemas.microsoft.com/office/drawing/2015/10/21/chartex" xmlns:cx3="http://schemas.microsoft.com/office/drawing/2016/5/9/chartex" xmlns:cx4="http://schemas.microsoft.com/office/drawing/2016/5/10/chartex" xmlns:cx5="http://schemas.microsoft.com/office/drawing/2016/5/11/chartex" xmlns:cx6="http://schemas.microsoft.com/office/drawing/2016/5/12/chartex" xmlns:cx7="http://schemas.microsoft.com/office/drawing/2016/5/13/chartex" xmlns:cx8="http://schemas.microsoft.com/office/drawing/2016/5/14/chartex" xmlns:mc="http://schemas.openxmlformats.org/markup-compatibility/2006" xmlns:aink="http://schemas.microsoft.com/office/drawing/2016/ink" xmlns:am3d="http://schemas.microsoft.com/office/drawing/2017/model3d" xmlns:o="urn:schemas-microsoft-com:office:office" xmlns:oel="http://schemas.microsoft.com/office/2019/extlst" xmlns:r="http://schemas.openxmlformats.org/officeDocument/2006/relationships" xmlns:m="http://schemas.openxmlformats.org/officeDocument/2006/math" xmlns:v="urn:schemas-microsoft-com:vml" xmlns:wp14="http://schemas.microsoft.com/office/word/2010/wordprocessingDrawing" xmlns:wp="http://schemas.openxmlformats.org/drawingml/2006/wordprocessingDrawing" xmlns:w10="urn:schemas-microsoft-com:office:word" xmlns:w="http://schemas.openxmlformats.org/wordprocessingml/2006/main" xmlns:w14="http://schemas.microsoft.com/office/word/2010/wordml" xmlns:w15="http://schemas.microsoft.com/office/word/2012/wordml" xmlns:w16cex="http://schemas.microsoft.com/office/word/2018/wordml/cex" xmlns:w16cid="http://schemas.microsoft.com/office/word/2016/wordml/cid" xmlns:w16="http://schemas.microsoft.com/office/word/2018/wordml" xmlns:w16du="http://schemas.microsoft.com/office/word/2023/wordml/word16du" xmlns:w16sdtdh="http://schemas.microsoft.com/office/word/2020/wordml/sdtdatahash" xmlns:w16se="http://schemas.microsoft.com/office/word/2015/wordml/symex" xmlns:wpg="http://schemas.microsoft.com/office/word/2010/wordprocessingGroup" xmlns:wpi="http://schemas.microsoft.com/office/word/2010/wordprocessingInk" xmlns:wne="http://schemas.microsoft.com/office/word/2006/wordml" xmlns:wps="http://schemas.microsoft.com/office/word/2010/wordprocessingShape" mc:Ignorable="w14 w15 w16se w16cid w16 w16cex w16sdtdh w16du wp14">
+<w:numbering xmlns:wpc="http://schemas.microsoft.com/office/word/2010/wordprocessingCanvas" xmlns:cx="http://schemas.microsoft.com/office/drawing/2014/chartex" xmlns:cx1="http://schemas.microsoft.com/office/drawing/2015/9/8/chartex" xmlns:cx2="http://schemas.microsoft.com/office/drawing/2015/10/21/chartex" xmlns:cx3="http://schemas.microsoft.com/office/drawing/2016/5/9/chartex" xmlns:cx4="http://schemas.microsoft.com/office/drawing/2016/5/10/chartex" xmlns:cx5="http://schemas.microsoft.com/office/drawing/2016/5/11/chartex" xmlns:cx6="http://schemas.microsoft.com/office/drawing/2016/5/12/chartex" xmlns:cx7="http://schemas.microsoft.com/office/drawing/2016/5/13/chartex" xmlns:cx8="http://schemas.microsoft.com/office/drawing/2016/5/14/chartex" xmlns:mc="http://schemas.openxmlformats.org/markup-compatibility/2006" xmlns:aink="http://schemas.microsoft.com/office/drawing/2016/ink" xmlns:am3d="http://schemas.microsoft.com/office/drawing/2017/model3d" xmlns:o="urn:schemas-microsoft-com:office:office" xmlns:oel="http://schemas.microsoft.com/office/2019/extlst" xmlns:r="http://schemas.openxmlformats.org/officeDocument/2006/relationships" xmlns:m="http://schemas.openxmlformats.org/officeDocument/2006/math" xmlns:v="urn:schemas-microsoft-com:vml" xmlns:wp14="http://schemas.microsoft.com/office/word/2010/wordprocessingDrawing" xmlns:wp="http://schemas.openxmlformats.org/drawingml/2006/wordprocessingDrawing" xmlns:w10="urn:schemas-microsoft-com:office:word" xmlns:w="http://schemas.openxmlformats.org/wordprocessingml/2006/main" xmlns:w14="http://schemas.microsoft.com/office/word/2010/wordml" xmlns:w15="http://schemas.microsoft.com/office/word/2012/wordml" xmlns:w16cex="http://schemas.microsoft.com/office/word/2018/wordml/cex" xmlns:w16cid="http://schemas.microsoft.com/office/word/2016/wordml/cid" xmlns:w16="http://schemas.microsoft.com/office/word/2018/wordml" xmlns:w16du="http://schemas.microsoft.com/office/word/2023/wordml/word16du" xmlns:w16sdtdh="http://schemas.microsoft.com/office/word/2020/wordml/sdtdatahash" xmlns:w16sdtfl="http://schemas.microsoft.com/office/word/2024/wordml/sdtformatlock" xmlns:w16se="http://schemas.microsoft.com/office/word/2015/wordml/symex" xmlns:wpg="http://schemas.microsoft.com/office/word/2010/wordprocessingGroup" xmlns:wpi="http://schemas.microsoft.com/office/word/2010/wordprocessingInk" xmlns:wne="http://schemas.microsoft.com/office/word/2006/wordml" xmlns:wps="http://schemas.microsoft.com/office/word/2010/wordprocessingShape" mc:Ignorable="w14 w15 w16se w16cid w16 w16cex w16sdtdh w16sdtfl w16du wp14">
   <w:abstractNum w:abstractNumId="0" w15:restartNumberingAfterBreak="0">
     <w:nsid w:val="265F42FE"/>
     <w:multiLevelType w:val="multilevel"/>
@@ -8040,7 +7912,7 @@
 </file>
 
 <file path=word/styles.xml><?xml version="1.0" encoding="utf-8"?>
-<w:styles xmlns:mc="http://schemas.openxmlformats.org/markup-compatibility/2006" xmlns:r="http://schemas.openxmlformats.org/officeDocument/2006/relationships" xmlns:w="http://schemas.openxmlformats.org/wordprocessingml/2006/main" xmlns:w14="http://schemas.microsoft.com/office/word/2010/wordml" xmlns:w15="http://schemas.microsoft.com/office/word/2012/wordml" xmlns:w16cex="http://schemas.microsoft.com/office/word/2018/wordml/cex" xmlns:w16cid="http://schemas.microsoft.com/office/word/2016/wordml/cid" xmlns:w16="http://schemas.microsoft.com/office/word/2018/wordml" xmlns:w16du="http://schemas.microsoft.com/office/word/2023/wordml/word16du" xmlns:w16sdtdh="http://schemas.microsoft.com/office/word/2020/wordml/sdtdatahash" xmlns:w16se="http://schemas.microsoft.com/office/word/2015/wordml/symex" mc:Ignorable="w14 w15 w16se w16cid w16 w16cex w16sdtdh w16du">
+<w:styles xmlns:mc="http://schemas.openxmlformats.org/markup-compatibility/2006" xmlns:r="http://schemas.openxmlformats.org/officeDocument/2006/relationships" xmlns:w="http://schemas.openxmlformats.org/wordprocessingml/2006/main" xmlns:w14="http://schemas.microsoft.com/office/word/2010/wordml" xmlns:w15="http://schemas.microsoft.com/office/word/2012/wordml" xmlns:w16cex="http://schemas.microsoft.com/office/word/2018/wordml/cex" xmlns:w16cid="http://schemas.microsoft.com/office/word/2016/wordml/cid" xmlns:w16="http://schemas.microsoft.com/office/word/2018/wordml" xmlns:w16du="http://schemas.microsoft.com/office/word/2023/wordml/word16du" xmlns:w16sdtdh="http://schemas.microsoft.com/office/word/2020/wordml/sdtdatahash" xmlns:w16sdtfl="http://schemas.microsoft.com/office/word/2024/wordml/sdtformatlock" xmlns:w16se="http://schemas.microsoft.com/office/word/2015/wordml/symex" mc:Ignorable="w14 w15 w16se w16cid w16 w16cex w16sdtdh w16sdtfl w16du">
   <w:docDefaults>
     <w:rPrDefault>
       <w:rPr>
@@ -8436,7 +8308,7 @@
     <w:lsdException w:name="Unresolved Mention" w:semiHidden="1" w:unhideWhenUsed="1"/>
     <w:lsdException w:name="Smart Link" w:semiHidden="1" w:unhideWhenUsed="1"/>
   </w:latentStyles>
-  <w:style w:type="paragraph" w:default="1" w:styleId="Binhthng">
+  <w:style w:type="paragraph" w:default="1" w:styleId="Normal">
     <w:name w:val="Normal"/>
     <w:qFormat/>
     <w:rPr>
@@ -8444,9 +8316,9 @@
       <w:lang w:val="vi"/>
     </w:rPr>
   </w:style>
-  <w:style w:type="paragraph" w:styleId="u1">
+  <w:style w:type="paragraph" w:styleId="Heading1">
     <w:name w:val="heading 1"/>
-    <w:basedOn w:val="Binhthng"/>
+    <w:basedOn w:val="Normal"/>
     <w:uiPriority w:val="9"/>
     <w:qFormat/>
     <w:pPr>
@@ -8462,13 +8334,13 @@
       <w:szCs w:val="32"/>
     </w:rPr>
   </w:style>
-  <w:style w:type="character" w:default="1" w:styleId="Phngmcinhcuaoanvn">
+  <w:style w:type="character" w:default="1" w:styleId="DefaultParagraphFont">
     <w:name w:val="Default Paragraph Font"/>
     <w:uiPriority w:val="1"/>
     <w:semiHidden/>
     <w:unhideWhenUsed/>
   </w:style>
-  <w:style w:type="table" w:default="1" w:styleId="BangThngthng">
+  <w:style w:type="table" w:default="1" w:styleId="TableNormal">
     <w:name w:val="Normal Table"/>
     <w:uiPriority w:val="99"/>
     <w:semiHidden/>
@@ -8483,14 +8355,14 @@
       </w:tblCellMar>
     </w:tblPr>
   </w:style>
-  <w:style w:type="numbering" w:default="1" w:styleId="Khngco">
+  <w:style w:type="numbering" w:default="1" w:styleId="NoList">
     <w:name w:val="No List"/>
     <w:uiPriority w:val="99"/>
     <w:semiHidden/>
     <w:unhideWhenUsed/>
   </w:style>
-  <w:style w:type="table" w:customStyle="1" w:styleId="TableNormal">
-    <w:name w:val="Table Normal"/>
+  <w:style w:type="table" w:customStyle="1" w:styleId="TableNormal1">
+    <w:name w:val="Table Normal1"/>
     <w:uiPriority w:val="2"/>
     <w:semiHidden/>
     <w:unhideWhenUsed/>
@@ -8505,9 +8377,9 @@
       </w:tblCellMar>
     </w:tblPr>
   </w:style>
-  <w:style w:type="paragraph" w:styleId="ThnVnban">
+  <w:style w:type="paragraph" w:styleId="BodyText">
     <w:name w:val="Body Text"/>
-    <w:basedOn w:val="Binhthng"/>
+    <w:basedOn w:val="Normal"/>
     <w:uiPriority w:val="1"/>
     <w:qFormat/>
     <w:rPr>
@@ -8515,9 +8387,9 @@
       <w:szCs w:val="26"/>
     </w:rPr>
   </w:style>
-  <w:style w:type="paragraph" w:styleId="Tiu">
+  <w:style w:type="paragraph" w:styleId="Title">
     <w:name w:val="Title"/>
-    <w:basedOn w:val="Binhthng"/>
+    <w:basedOn w:val="Normal"/>
     <w:uiPriority w:val="10"/>
     <w:qFormat/>
     <w:pPr>
@@ -8531,9 +8403,9 @@
       <w:szCs w:val="133"/>
     </w:rPr>
   </w:style>
-  <w:style w:type="paragraph" w:styleId="oancuaDanhsach">
+  <w:style w:type="paragraph" w:styleId="ListParagraph">
     <w:name w:val="List Paragraph"/>
-    <w:basedOn w:val="Binhthng"/>
+    <w:basedOn w:val="Normal"/>
     <w:uiPriority w:val="1"/>
     <w:qFormat/>
     <w:pPr>
@@ -8542,7 +8414,7 @@
   </w:style>
   <w:style w:type="paragraph" w:customStyle="1" w:styleId="TableParagraph">
     <w:name w:val="Table Paragraph"/>
-    <w:basedOn w:val="Binhthng"/>
+    <w:basedOn w:val="Normal"/>
     <w:uiPriority w:val="1"/>
     <w:qFormat/>
   </w:style>
